--- a/praca/praca_koncowa.docx
+++ b/praca/praca_koncowa.docx
@@ -129,6 +129,11 @@
         <w:t xml:space="preserve">Wrocław, [Rok]</w:t>
       </w:r>
     </w:p>
+    <w:p>
+      <w:r>
+        <w:br w:type="page"/>
+      </w:r>
+    </w:p>
     <w:bookmarkEnd w:id="23"/>
     <w:bookmarkStart w:id="24" w:name="streszczenie"/>
     <w:p>
@@ -165,6 +170,11 @@
         <w:t xml:space="preserve">Data Science, Uczenie Maszynowe, [Słowo kluczowe 3], [Słowo kluczowe 4], [Słowo kluczowe 5]</w:t>
       </w:r>
     </w:p>
+    <w:p>
+      <w:r>
+        <w:br w:type="page"/>
+      </w:r>
+    </w:p>
     <w:bookmarkEnd w:id="24"/>
     <w:bookmarkStart w:id="28" w:name="wstęp"/>
     <w:p>
@@ -309,6 +319,11 @@
       </w:r>
       <w:r>
         <w:t xml:space="preserve">…]</w:t>
+      </w:r>
+    </w:p>
+    <w:p>
+      <w:r>
+        <w:br w:type="page"/>
       </w:r>
     </w:p>
     <w:bookmarkEnd w:id="27"/>
@@ -732,6 +747,11 @@
         <w:t xml:space="preserve">[Jawne wymienienie ograniczeń zbioru, np. specyfika próbki, reprezentatywność, błąd pomiarowy…]</w:t>
       </w:r>
     </w:p>
+    <w:p>
+      <w:r>
+        <w:br w:type="page"/>
+      </w:r>
+    </w:p>
     <w:bookmarkEnd w:id="33"/>
     <w:bookmarkEnd w:id="34"/>
     <w:bookmarkStart w:id="40" w:name="metodyka"/>
@@ -1014,6 +1034,11 @@
       </w:r>
       <w:r>
         <w:t xml:space="preserve">[Uzasadnienie oceny prawdopodobieństw]</w:t>
+      </w:r>
+    </w:p>
+    <w:p>
+      <w:r>
+        <w:br w:type="page"/>
       </w:r>
     </w:p>
     <w:bookmarkEnd w:id="39"/>
@@ -1493,6 +1518,11 @@
         <w:t xml:space="preserve">[Szczegółowa analiza przypadków fałszywie pozytywnych (FP) i fałszywie negatywnych (FN): jakie profile obserwacji sprawiają modelowi największą trudność i dlaczego…]</w:t>
       </w:r>
     </w:p>
+    <w:p>
+      <w:r>
+        <w:br w:type="page"/>
+      </w:r>
+    </w:p>
     <w:bookmarkEnd w:id="44"/>
     <w:bookmarkEnd w:id="45"/>
     <w:bookmarkStart w:id="49" w:name="dyskusja-i-ograniczenia"/>
@@ -1623,6 +1653,11 @@
         <w:t xml:space="preserve">[np. uproszczenia przy ekstrakcji cech…]</w:t>
       </w:r>
     </w:p>
+    <w:p>
+      <w:r>
+        <w:br w:type="page"/>
+      </w:r>
+    </w:p>
     <w:bookmarkEnd w:id="48"/>
     <w:bookmarkEnd w:id="49"/>
     <w:bookmarkStart w:id="52" w:name="wnioski"/>
@@ -1733,6 +1768,11 @@
       </w:pPr>
       <w:r>
         <w:t xml:space="preserve">[Główne wnioski końcowe oraz propozycje rozwoju projektu, np. nowe źródła danych, zaawansowane architektury, wdrożenie produkcyjne]</w:t>
+      </w:r>
+    </w:p>
+    <w:p>
+      <w:r>
+        <w:br w:type="page"/>
       </w:r>
     </w:p>
     <w:bookmarkEnd w:id="51"/>
@@ -1958,9 +1998,18 @@
     </w:p>
     <w:bookmarkEnd w:id="58"/>
     <w:bookmarkEnd w:id="59"/>
+    <w:p>
+      <w:r>
+        <w:br w:type="page"/>
+      </w:r>
+    </w:p>
     <w:bookmarkEnd w:id="60"/>
     <w:bookmarkEnd w:id="61"/>
-    <w:sectPr/>
+    <w:sectPr>
+      <w:pgSz w:h="15840" w:w="12240"/>
+      <w:pgMar w:bottom="1418" w:footer="720" w:gutter="0" w:header="720" w:left="1418" w:right="1418" w:top="1418"/>
+      <w:cols w:space="720"/>
+    </w:sectPr>
   </w:body>
 </w:document>
 </file>
@@ -1989,7 +2038,111 @@
 </file>
 
 <file path=word/numbering.xml><?xml version="1.0" encoding="utf-8"?>
-<w:numbering xmlns:w="http://schemas.openxmlformats.org/wordprocessingml/2006/main">
+<w:numbering xmlns:aink="http://schemas.microsoft.com/office/drawing/2016/ink" xmlns:am3d="http://schemas.microsoft.com/office/drawing/2017/model3d" xmlns:cx="http://schemas.microsoft.com/office/drawing/2014/chartex" xmlns:cx1="http://schemas.microsoft.com/office/drawing/2015/9/8/chartex" xmlns:cx2="http://schemas.microsoft.com/office/drawing/2015/10/21/chartex" xmlns:cx3="http://schemas.microsoft.com/office/drawing/2016/5/9/chartex" xmlns:cx4="http://schemas.microsoft.com/office/drawing/2016/5/10/chartex" xmlns:cx5="http://schemas.microsoft.com/office/drawing/2016/5/11/chartex" xmlns:cx6="http://schemas.microsoft.com/office/drawing/2016/5/12/chartex" xmlns:cx7="http://schemas.microsoft.com/office/drawing/2016/5/13/chartex" xmlns:cx8="http://schemas.microsoft.com/office/drawing/2016/5/14/chartex" xmlns:m="http://schemas.openxmlformats.org/officeDocument/2006/math" xmlns:mc="http://schemas.openxmlformats.org/markup-compatibility/2006" xmlns:o="urn:schemas-microsoft-com:office:office" xmlns:oel="http://schemas.microsoft.com/office/2019/extlst" xmlns:r="http://schemas.openxmlformats.org/officeDocument/2006/relationships" xmlns:v="urn:schemas-microsoft-com:vml" xmlns:w="http://schemas.openxmlformats.org/wordprocessingml/2006/main" xmlns:w10="urn:schemas-microsoft-com:office:word" xmlns:w14="http://schemas.microsoft.com/office/word/2010/wordml" xmlns:w15="http://schemas.microsoft.com/office/word/2012/wordml" xmlns:w16="http://schemas.microsoft.com/office/word/2018/wordml" xmlns:w16cex="http://schemas.microsoft.com/office/word/2018/wordml/cex" xmlns:w16cid="http://schemas.microsoft.com/office/word/2016/wordml/cid" xmlns:w16du="http://schemas.microsoft.com/office/word/2023/wordml/word16du" xmlns:w16sdtdh="http://schemas.microsoft.com/office/word/2020/wordml/sdtdatahash" xmlns:w16sdtfl="http://schemas.microsoft.com/office/word/2024/wordml/sdtformatlock" xmlns:w16se="http://schemas.microsoft.com/office/word/2015/wordml/symex" xmlns:wne="http://schemas.microsoft.com/office/word/2006/wordml" xmlns:wp="http://schemas.openxmlformats.org/drawingml/2006/wordprocessingDrawing" xmlns:wp14="http://schemas.microsoft.com/office/word/2010/wordprocessingDrawing" xmlns:wpc="http://schemas.microsoft.com/office/word/2010/wordprocessingCanvas" xmlns:wpg="http://schemas.microsoft.com/office/word/2010/wordprocessingGroup" xmlns:wpi="http://schemas.microsoft.com/office/word/2010/wordprocessingInk" xmlns:wps="http://schemas.microsoft.com/office/word/2010/wordprocessingShape" mc:Ignorable="w14 w15 w16se w16cid w16 w16cex w16sdtdh w16sdtfl w16du wp14">
+  <w:abstractNum w15:restartNumberingAfterBreak="0" w:abstractNumId="0">
+    <w:nsid w:val="170CD2DE"/>
+    <w:multiLevelType w:val="multilevel"/>
+    <w:tmpl w:val="39A61DF8"/>
+    <w:lvl w:ilvl="0">
+      <w:numFmt w:val="bullet"/>
+      <w:lvlText w:val=" "/>
+      <w:lvlJc w:val="left"/>
+      <w:pPr>
+        <w:tabs>
+          <w:tab w:pos="0" w:val="num"/>
+        </w:tabs>
+        <w:ind w:hanging="480" w:left="480"/>
+      </w:pPr>
+    </w:lvl>
+    <w:lvl w:ilvl="1">
+      <w:numFmt w:val="bullet"/>
+      <w:lvlText w:val=" "/>
+      <w:lvlJc w:val="left"/>
+      <w:pPr>
+        <w:tabs>
+          <w:tab w:pos="720" w:val="num"/>
+        </w:tabs>
+        <w:ind w:hanging="480" w:left="1200"/>
+      </w:pPr>
+    </w:lvl>
+    <w:lvl w:ilvl="2">
+      <w:numFmt w:val="bullet"/>
+      <w:lvlText w:val=" "/>
+      <w:lvlJc w:val="left"/>
+      <w:pPr>
+        <w:tabs>
+          <w:tab w:pos="1440" w:val="num"/>
+        </w:tabs>
+        <w:ind w:hanging="480" w:left="1920"/>
+      </w:pPr>
+    </w:lvl>
+    <w:lvl w:ilvl="3">
+      <w:numFmt w:val="bullet"/>
+      <w:lvlText w:val=" "/>
+      <w:lvlJc w:val="left"/>
+      <w:pPr>
+        <w:tabs>
+          <w:tab w:pos="2160" w:val="num"/>
+        </w:tabs>
+        <w:ind w:hanging="480" w:left="2640"/>
+      </w:pPr>
+    </w:lvl>
+    <w:lvl w:ilvl="4">
+      <w:numFmt w:val="bullet"/>
+      <w:lvlText w:val=" "/>
+      <w:lvlJc w:val="left"/>
+      <w:pPr>
+        <w:tabs>
+          <w:tab w:pos="2880" w:val="num"/>
+        </w:tabs>
+        <w:ind w:hanging="480" w:left="3360"/>
+      </w:pPr>
+    </w:lvl>
+    <w:lvl w:ilvl="5">
+      <w:numFmt w:val="bullet"/>
+      <w:lvlText w:val=" "/>
+      <w:lvlJc w:val="left"/>
+      <w:pPr>
+        <w:tabs>
+          <w:tab w:pos="3600" w:val="num"/>
+        </w:tabs>
+        <w:ind w:hanging="480" w:left="4080"/>
+      </w:pPr>
+    </w:lvl>
+    <w:lvl w:ilvl="6">
+      <w:numFmt w:val="bullet"/>
+      <w:lvlText w:val=" "/>
+      <w:lvlJc w:val="left"/>
+      <w:pPr>
+        <w:tabs>
+          <w:tab w:pos="4320" w:val="num"/>
+        </w:tabs>
+        <w:ind w:hanging="480" w:left="4800"/>
+      </w:pPr>
+    </w:lvl>
+    <w:lvl w:ilvl="7">
+      <w:numFmt w:val="bullet"/>
+      <w:lvlText w:val=" "/>
+      <w:lvlJc w:val="left"/>
+      <w:pPr>
+        <w:tabs>
+          <w:tab w:pos="5040" w:val="num"/>
+        </w:tabs>
+        <w:ind w:hanging="480" w:left="5520"/>
+      </w:pPr>
+    </w:lvl>
+    <w:lvl w:ilvl="8">
+      <w:numFmt w:val="bullet"/>
+      <w:lvlText w:val=" "/>
+      <w:lvlJc w:val="left"/>
+      <w:pPr>
+        <w:tabs>
+          <w:tab w:pos="5760" w:val="num"/>
+        </w:tabs>
+        <w:ind w:hanging="480" w:left="6240"/>
+      </w:pPr>
+    </w:lvl>
+  </w:abstractNum>
   <w:abstractNum w:abstractNumId="990">
     <w:nsid w:val="0000A990"/>
     <w:multiLevelType w:val="multilevel"/>
@@ -2142,6 +2295,9 @@
       </w:pPr>
     </w:lvl>
   </w:abstractNum>
+  <w:num w16cid:durableId="765074251" w:numId="1">
+    <w:abstractNumId w:val="0"/>
+  </w:num>
   <w:num w:numId="1000">
     <w:abstractNumId w:val="990"/>
   </w:num>
@@ -2152,35 +2308,480 @@
 </file>
 
 <file path=word/styles.xml><?xml version="1.0" encoding="utf-8"?>
-<w:styles xmlns:r="http://schemas.openxmlformats.org/officeDocument/2006/relationships" xmlns:w="http://schemas.openxmlformats.org/wordprocessingml/2006/main">
+<w:styles xmlns:mc="http://schemas.openxmlformats.org/markup-compatibility/2006" xmlns:r="http://schemas.openxmlformats.org/officeDocument/2006/relationships" xmlns:w="http://schemas.openxmlformats.org/wordprocessingml/2006/main" xmlns:w14="http://schemas.microsoft.com/office/word/2010/wordml" xmlns:w15="http://schemas.microsoft.com/office/word/2012/wordml" xmlns:w16="http://schemas.microsoft.com/office/word/2018/wordml" xmlns:w16cex="http://schemas.microsoft.com/office/word/2018/wordml/cex" xmlns:w16cid="http://schemas.microsoft.com/office/word/2016/wordml/cid" xmlns:w16du="http://schemas.microsoft.com/office/word/2023/wordml/word16du" xmlns:w16sdtdh="http://schemas.microsoft.com/office/word/2020/wordml/sdtdatahash" xmlns:w16sdtfl="http://schemas.microsoft.com/office/word/2024/wordml/sdtformatlock" xmlns:w16se="http://schemas.microsoft.com/office/word/2015/wordml/symex" mc:Ignorable="w14 w15 w16se w16cid w16 w16cex w16sdtdh w16sdtfl w16du">
   <w:docDefaults>
     <w:rPrDefault>
       <w:rPr>
         <w:rFonts w:asciiTheme="minorHAnsi" w:cstheme="minorBidi" w:eastAsiaTheme="minorHAnsi" w:hAnsiTheme="minorHAnsi"/>
-        <w:sz w:val="24"/>
-        <w:szCs w:val="24"/>
+        <w:sz w:val="22"/>
+        <w:szCs w:val="22"/>
         <w:lang w:bidi="ar-SA" w:eastAsia="en-US" w:val="en-US"/>
       </w:rPr>
     </w:rPrDefault>
     <w:pPrDefault>
       <w:pPr>
-        <w:spacing w:after="200"/>
+        <w:spacing w:after="120" w:line="276" w:lineRule="auto"/>
       </w:pPr>
     </w:pPrDefault>
   </w:docDefaults>
-  <w:latentStyles w:count="276" w:defLockedState="0" w:defQFormat="0" w:defSemiHidden="0" w:defUIPriority="0" w:defUnhideWhenUsed="0"/>
+  <w:latentStyles w:count="376" w:defLockedState="0" w:defQFormat="0" w:defSemiHidden="0" w:defUIPriority="0" w:defUnhideWhenUsed="0">
+    <w:lsdException w:name="Normal Table" w:semiHidden="1" w:unhideWhenUsed="1"/>
+    <w:lsdException w:name="Table Simple 1" w:semiHidden="1" w:unhideWhenUsed="1"/>
+    <w:lsdException w:name="Table Simple 2" w:semiHidden="1" w:unhideWhenUsed="1"/>
+    <w:lsdException w:name="Table Simple 3" w:semiHidden="1" w:unhideWhenUsed="1"/>
+    <w:lsdException w:name="Table Classic 1" w:semiHidden="1" w:unhideWhenUsed="1"/>
+    <w:lsdException w:name="Table Classic 2" w:semiHidden="1" w:unhideWhenUsed="1"/>
+    <w:lsdException w:name="Table Classic 3" w:semiHidden="1" w:unhideWhenUsed="1"/>
+    <w:lsdException w:name="Table Classic 4" w:semiHidden="1" w:unhideWhenUsed="1"/>
+    <w:lsdException w:name="Table Colorful 1" w:semiHidden="1" w:unhideWhenUsed="1"/>
+    <w:lsdException w:name="Table Colorful 2" w:semiHidden="1" w:unhideWhenUsed="1"/>
+    <w:lsdException w:name="Table Colorful 3" w:semiHidden="1" w:unhideWhenUsed="1"/>
+    <w:lsdException w:name="Table Columns 1" w:semiHidden="1" w:unhideWhenUsed="1"/>
+    <w:lsdException w:name="Table Columns 2" w:semiHidden="1" w:unhideWhenUsed="1"/>
+    <w:lsdException w:name="Table Columns 3" w:semiHidden="1" w:unhideWhenUsed="1"/>
+    <w:lsdException w:name="Table Columns 4" w:semiHidden="1" w:unhideWhenUsed="1"/>
+    <w:lsdException w:name="Table Columns 5" w:semiHidden="1" w:unhideWhenUsed="1"/>
+    <w:lsdException w:name="Table Grid 1" w:semiHidden="1" w:unhideWhenUsed="1"/>
+    <w:lsdException w:name="Table Grid 2" w:semiHidden="1" w:unhideWhenUsed="1"/>
+    <w:lsdException w:name="Table Grid 3" w:semiHidden="1" w:unhideWhenUsed="1"/>
+    <w:lsdException w:name="Table Grid 4" w:semiHidden="1" w:unhideWhenUsed="1"/>
+    <w:lsdException w:name="Table Grid 5" w:semiHidden="1" w:unhideWhenUsed="1"/>
+    <w:lsdException w:name="Table Grid 6" w:semiHidden="1" w:unhideWhenUsed="1"/>
+    <w:lsdException w:name="Table Grid 7" w:semiHidden="1" w:unhideWhenUsed="1"/>
+    <w:lsdException w:name="Table Grid 8" w:semiHidden="1" w:unhideWhenUsed="1"/>
+    <w:lsdException w:name="Table List 1" w:semiHidden="1" w:unhideWhenUsed="1"/>
+    <w:lsdException w:name="Table List 2" w:semiHidden="1" w:unhideWhenUsed="1"/>
+    <w:lsdException w:name="Table List 3" w:semiHidden="1" w:unhideWhenUsed="1"/>
+    <w:lsdException w:name="Table List 4" w:semiHidden="1" w:unhideWhenUsed="1"/>
+    <w:lsdException w:name="Table List 5" w:semiHidden="1" w:unhideWhenUsed="1"/>
+    <w:lsdException w:name="Table List 6" w:semiHidden="1" w:unhideWhenUsed="1"/>
+    <w:lsdException w:name="Table List 7" w:semiHidden="1" w:unhideWhenUsed="1"/>
+    <w:lsdException w:name="Table List 8" w:semiHidden="1" w:unhideWhenUsed="1"/>
+    <w:lsdException w:name="Table 3D effects 1" w:semiHidden="1" w:unhideWhenUsed="1"/>
+    <w:lsdException w:name="Table 3D effects 2" w:semiHidden="1" w:unhideWhenUsed="1"/>
+    <w:lsdException w:name="Table 3D effects 3" w:semiHidden="1" w:unhideWhenUsed="1"/>
+    <w:lsdException w:name="Table Contemporary" w:semiHidden="1" w:unhideWhenUsed="1"/>
+    <w:lsdException w:name="Table Elegant" w:semiHidden="1" w:unhideWhenUsed="1"/>
+    <w:lsdException w:name="Table Professional" w:semiHidden="1" w:unhideWhenUsed="1"/>
+    <w:lsdException w:name="Table Subtle 1" w:semiHidden="1" w:unhideWhenUsed="1"/>
+    <w:lsdException w:name="Table Subtle 2" w:semiHidden="1" w:unhideWhenUsed="1"/>
+    <w:lsdException w:name="Table Web 1" w:semiHidden="1" w:unhideWhenUsed="1"/>
+    <w:lsdException w:name="Table Web 2" w:semiHidden="1" w:unhideWhenUsed="1"/>
+    <w:lsdException w:name="Table Web 3" w:semiHidden="1" w:unhideWhenUsed="1"/>
+    <w:lsdException w:name="Table Theme" w:semiHidden="1" w:unhideWhenUsed="1"/>
+    <w:lsdException w:name="Light Shading"/>
+    <w:lsdException w:name="Light List"/>
+    <w:lsdException w:name="Light Grid"/>
+    <w:lsdException w:name="Medium Shading 1"/>
+    <w:lsdException w:name="Medium Shading 2"/>
+    <w:lsdException w:name="Medium List 1"/>
+    <w:lsdException w:name="Medium List 2"/>
+    <w:lsdException w:name="Medium Grid 1"/>
+    <w:lsdException w:name="Medium Grid 2"/>
+    <w:lsdException w:name="Medium Grid 3"/>
+    <w:lsdException w:name="Dark List"/>
+    <w:lsdException w:name="Colorful Shading"/>
+    <w:lsdException w:name="Colorful List"/>
+    <w:lsdException w:name="Colorful Grid"/>
+    <w:lsdException w:name="Light Shading Accent 1"/>
+    <w:lsdException w:name="Light List Accent 1"/>
+    <w:lsdException w:name="Light Grid Accent 1"/>
+    <w:lsdException w:name="Medium Shading 1 Accent 1"/>
+    <w:lsdException w:name="Medium Shading 2 Accent 1"/>
+    <w:lsdException w:name="Medium List 1 Accent 1"/>
+    <w:lsdException w:name="Medium List 2 Accent 1"/>
+    <w:lsdException w:name="Medium Grid 1 Accent 1"/>
+    <w:lsdException w:name="Medium Grid 2 Accent 1"/>
+    <w:lsdException w:name="Medium Grid 3 Accent 1"/>
+    <w:lsdException w:name="Dark List Accent 1"/>
+    <w:lsdException w:name="Colorful Shading Accent 1"/>
+    <w:lsdException w:name="Colorful List Accent 1"/>
+    <w:lsdException w:name="Colorful Grid Accent 1"/>
+    <w:lsdException w:name="Light Shading Accent 2"/>
+    <w:lsdException w:name="Light List Accent 2"/>
+    <w:lsdException w:name="Light Grid Accent 2"/>
+    <w:lsdException w:name="Medium Shading 1 Accent 2"/>
+    <w:lsdException w:name="Medium Shading 2 Accent 2"/>
+    <w:lsdException w:name="Medium List 1 Accent 2"/>
+    <w:lsdException w:name="Medium List 2 Accent 2"/>
+    <w:lsdException w:name="Medium Grid 1 Accent 2"/>
+    <w:lsdException w:name="Medium Grid 2 Accent 2"/>
+    <w:lsdException w:name="Medium Grid 3 Accent 2"/>
+    <w:lsdException w:name="Dark List Accent 2"/>
+    <w:lsdException w:name="Colorful Shading Accent 2"/>
+    <w:lsdException w:name="Colorful List Accent 2"/>
+    <w:lsdException w:name="Colorful Grid Accent 2"/>
+    <w:lsdException w:name="Light Shading Accent 3"/>
+    <w:lsdException w:name="Light List Accent 3"/>
+    <w:lsdException w:name="Light Grid Accent 3"/>
+    <w:lsdException w:name="Medium Shading 1 Accent 3"/>
+    <w:lsdException w:name="Medium Shading 2 Accent 3"/>
+    <w:lsdException w:name="Medium List 1 Accent 3"/>
+    <w:lsdException w:name="Medium List 2 Accent 3"/>
+    <w:lsdException w:name="Medium Grid 1 Accent 3"/>
+    <w:lsdException w:name="Medium Grid 2 Accent 3"/>
+    <w:lsdException w:name="Medium Grid 3 Accent 3"/>
+    <w:lsdException w:name="Dark List Accent 3"/>
+    <w:lsdException w:name="Colorful Shading Accent 3"/>
+    <w:lsdException w:name="Colorful List Accent 3"/>
+    <w:lsdException w:name="Colorful Grid Accent 3"/>
+    <w:lsdException w:name="Light Shading Accent 4"/>
+    <w:lsdException w:name="Light List Accent 4"/>
+    <w:lsdException w:name="Light Grid Accent 4"/>
+    <w:lsdException w:name="Medium Shading 1 Accent 4"/>
+    <w:lsdException w:name="Medium Shading 2 Accent 4"/>
+    <w:lsdException w:name="Medium List 1 Accent 4"/>
+    <w:lsdException w:name="Medium List 2 Accent 4"/>
+    <w:lsdException w:name="Medium Grid 1 Accent 4"/>
+    <w:lsdException w:name="Medium Grid 2 Accent 4"/>
+    <w:lsdException w:name="Medium Grid 3 Accent 4"/>
+    <w:lsdException w:name="Dark List Accent 4"/>
+    <w:lsdException w:name="Colorful Shading Accent 4"/>
+    <w:lsdException w:name="Colorful List Accent 4"/>
+    <w:lsdException w:name="Colorful Grid Accent 4"/>
+    <w:lsdException w:name="Light Shading Accent 5"/>
+    <w:lsdException w:name="Light List Accent 5"/>
+    <w:lsdException w:name="Light Grid Accent 5"/>
+    <w:lsdException w:name="Medium Shading 1 Accent 5"/>
+    <w:lsdException w:name="Medium Shading 2 Accent 5"/>
+    <w:lsdException w:name="Medium List 1 Accent 5"/>
+    <w:lsdException w:name="Medium List 2 Accent 5"/>
+    <w:lsdException w:name="Medium Grid 1 Accent 5"/>
+    <w:lsdException w:name="Medium Grid 2 Accent 5"/>
+    <w:lsdException w:name="Medium Grid 3 Accent 5"/>
+    <w:lsdException w:name="Dark List Accent 5"/>
+    <w:lsdException w:name="Colorful Shading Accent 5"/>
+    <w:lsdException w:name="Colorful List Accent 5"/>
+    <w:lsdException w:name="Colorful Grid Accent 5"/>
+    <w:lsdException w:name="Light Shading Accent 6"/>
+    <w:lsdException w:name="Light List Accent 6"/>
+    <w:lsdException w:name="Light Grid Accent 6"/>
+    <w:lsdException w:name="Medium Shading 1 Accent 6"/>
+    <w:lsdException w:name="Medium Shading 2 Accent 6"/>
+    <w:lsdException w:name="Medium List 1 Accent 6"/>
+    <w:lsdException w:name="Medium List 2 Accent 6"/>
+    <w:lsdException w:name="Medium Grid 1 Accent 6"/>
+    <w:lsdException w:name="Medium Grid 2 Accent 6"/>
+    <w:lsdException w:name="Medium Grid 3 Accent 6"/>
+    <w:lsdException w:name="Dark List Accent 6"/>
+    <w:lsdException w:name="Colorful Shading Accent 6"/>
+    <w:lsdException w:name="Colorful List Accent 6"/>
+    <w:lsdException w:name="Colorful Grid Accent 6"/>
+    <w:lsdException w:name="Grid Table 4" w:uiPriority="49"/>
+    <w:lsdException w:name="Grid Table 5 Dark" w:uiPriority="50"/>
+    <w:lsdException w:name="Grid Table 6 Colorful" w:uiPriority="51"/>
+    <w:lsdException w:name="Grid Table 7 Colorful" w:uiPriority="52"/>
+    <w:lsdException w:name="Grid Table 1 Light Accent 1" w:uiPriority="46"/>
+    <w:lsdException w:name="Grid Table 2 Accent 1" w:uiPriority="47"/>
+    <w:lsdException w:name="Grid Table 3 Accent 1" w:uiPriority="48"/>
+    <w:lsdException w:name="Grid Table 4 Accent 1" w:uiPriority="49"/>
+    <w:lsdException w:name="Grid Table 5 Dark Accent 1" w:uiPriority="50"/>
+    <w:lsdException w:name="Grid Table 6 Colorful Accent 1" w:uiPriority="51"/>
+    <w:lsdException w:name="Grid Table 7 Colorful Accent 1" w:uiPriority="52"/>
+    <w:lsdException w:name="Grid Table 1 Light Accent 2" w:uiPriority="46"/>
+    <w:lsdException w:name="Grid Table 2 Accent 2" w:uiPriority="47"/>
+    <w:lsdException w:name="Grid Table 3 Accent 2" w:uiPriority="48"/>
+    <w:lsdException w:name="Grid Table 4 Accent 2" w:uiPriority="49"/>
+    <w:lsdException w:name="Grid Table 5 Dark Accent 2" w:uiPriority="50"/>
+    <w:lsdException w:name="Grid Table 6 Colorful Accent 2" w:uiPriority="51"/>
+    <w:lsdException w:name="Grid Table 7 Colorful Accent 2" w:uiPriority="52"/>
+    <w:lsdException w:name="Grid Table 1 Light Accent 3" w:uiPriority="46"/>
+    <w:lsdException w:name="Grid Table 2 Accent 3" w:uiPriority="47"/>
+    <w:lsdException w:name="Grid Table 3 Accent 3" w:uiPriority="48"/>
+    <w:lsdException w:name="Grid Table 4 Accent 3" w:uiPriority="49"/>
+    <w:lsdException w:name="Grid Table 5 Dark Accent 3" w:uiPriority="50"/>
+    <w:lsdException w:name="Grid Table 6 Colorful Accent 3" w:uiPriority="51"/>
+    <w:lsdException w:name="Grid Table 7 Colorful Accent 3" w:uiPriority="52"/>
+    <w:lsdException w:name="Grid Table 1 Light Accent 4" w:uiPriority="46"/>
+    <w:lsdException w:name="Grid Table 2 Accent 4" w:uiPriority="47"/>
+    <w:lsdException w:name="Grid Table 3 Accent 4" w:uiPriority="48"/>
+    <w:lsdException w:name="Grid Table 4 Accent 4" w:uiPriority="49"/>
+    <w:lsdException w:name="Grid Table 5 Dark Accent 4" w:uiPriority="50"/>
+    <w:lsdException w:name="Grid Table 6 Colorful Accent 4" w:uiPriority="51"/>
+    <w:lsdException w:name="Grid Table 7 Colorful Accent 4" w:uiPriority="52"/>
+    <w:lsdException w:name="Grid Table 1 Light Accent 5" w:uiPriority="46"/>
+    <w:lsdException w:name="Grid Table 2 Accent 5" w:uiPriority="47"/>
+    <w:lsdException w:name="Grid Table 3 Accent 5" w:uiPriority="48"/>
+    <w:lsdException w:name="Grid Table 4 Accent 5" w:uiPriority="49"/>
+    <w:lsdException w:name="Grid Table 5 Dark Accent 5" w:uiPriority="50"/>
+    <w:lsdException w:name="Grid Table 6 Colorful Accent 5" w:uiPriority="51"/>
+    <w:lsdException w:name="Grid Table 7 Colorful Accent 5" w:uiPriority="52"/>
+    <w:lsdException w:name="Grid Table 1 Light Accent 6" w:uiPriority="46"/>
+    <w:lsdException w:name="Grid Table 2 Accent 6" w:uiPriority="47"/>
+    <w:lsdException w:name="Grid Table 3 Accent 6" w:uiPriority="48"/>
+    <w:lsdException w:name="Grid Table 4 Accent 6" w:uiPriority="49"/>
+    <w:lsdException w:name="Grid Table 5 Dark Accent 6" w:uiPriority="50"/>
+    <w:lsdException w:name="Grid Table 6 Colorful Accent 6" w:uiPriority="51"/>
+    <w:lsdException w:name="Grid Table 7 Colorful Accent 6" w:uiPriority="52"/>
+    <w:lsdException w:name="List Table 1 Light" w:uiPriority="46"/>
+    <w:lsdException w:name="List Table 2" w:uiPriority="47"/>
+    <w:lsdException w:name="List Table 3" w:uiPriority="48"/>
+    <w:lsdException w:name="List Table 4" w:uiPriority="49"/>
+    <w:lsdException w:name="List Table 5 Dark" w:uiPriority="50"/>
+    <w:lsdException w:name="List Table 6 Colorful" w:uiPriority="51"/>
+    <w:lsdException w:name="List Table 7 Colorful" w:uiPriority="52"/>
+    <w:lsdException w:name="List Table 1 Light Accent 1" w:uiPriority="46"/>
+    <w:lsdException w:name="List Table 2 Accent 1" w:uiPriority="47"/>
+    <w:lsdException w:name="List Table 3 Accent 1" w:uiPriority="48"/>
+    <w:lsdException w:name="List Table 4 Accent 1" w:uiPriority="49"/>
+    <w:lsdException w:name="List Table 5 Dark Accent 1" w:uiPriority="50"/>
+    <w:lsdException w:name="List Table 6 Colorful Accent 1" w:uiPriority="51"/>
+    <w:lsdException w:name="List Table 7 Colorful Accent 1" w:uiPriority="52"/>
+    <w:lsdException w:name="List Table 1 Light Accent 2" w:uiPriority="46"/>
+    <w:lsdException w:name="List Table 2 Accent 2" w:uiPriority="47"/>
+    <w:lsdException w:name="List Table 3 Accent 2" w:uiPriority="48"/>
+    <w:lsdException w:name="List Table 4 Accent 2" w:uiPriority="49"/>
+    <w:lsdException w:name="List Table 5 Dark Accent 2" w:uiPriority="50"/>
+    <w:lsdException w:name="List Table 6 Colorful Accent 2" w:uiPriority="51"/>
+    <w:lsdException w:name="List Table 7 Colorful Accent 2" w:uiPriority="52"/>
+    <w:lsdException w:name="List Table 1 Light Accent 3" w:uiPriority="46"/>
+    <w:lsdException w:name="List Table 2 Accent 3" w:uiPriority="47"/>
+    <w:lsdException w:name="List Table 3 Accent 3" w:uiPriority="48"/>
+    <w:lsdException w:name="List Table 4 Accent 3" w:uiPriority="49"/>
+    <w:lsdException w:name="List Table 5 Dark Accent 3" w:uiPriority="50"/>
+    <w:lsdException w:name="List Table 6 Colorful Accent 3" w:uiPriority="51"/>
+    <w:lsdException w:name="List Table 7 Colorful Accent 3" w:uiPriority="52"/>
+    <w:lsdException w:name="List Table 1 Light Accent 4" w:uiPriority="46"/>
+    <w:lsdException w:name="List Table 2 Accent 4" w:uiPriority="47"/>
+    <w:lsdException w:name="List Table 3 Accent 4" w:uiPriority="48"/>
+    <w:lsdException w:name="List Table 4 Accent 4" w:uiPriority="49"/>
+    <w:lsdException w:name="List Table 5 Dark Accent 4" w:uiPriority="50"/>
+    <w:lsdException w:name="List Table 6 Colorful Accent 4" w:uiPriority="51"/>
+    <w:lsdException w:name="List Table 7 Colorful Accent 4" w:uiPriority="52"/>
+    <w:lsdException w:name="List Table 1 Light Accent 5" w:uiPriority="46"/>
+    <w:lsdException w:name="List Table 2 Accent 5" w:uiPriority="47"/>
+    <w:lsdException w:name="List Table 3 Accent 5" w:uiPriority="48"/>
+    <w:lsdException w:name="List Table 4 Accent 5" w:uiPriority="49"/>
+    <w:lsdException w:name="List Table 5 Dark Accent 5" w:uiPriority="50"/>
+    <w:lsdException w:name="List Table 6 Colorful Accent 5" w:uiPriority="51"/>
+    <w:lsdException w:name="List Table 7 Colorful Accent 5" w:uiPriority="52"/>
+    <w:lsdException w:name="List Table 1 Light Accent 6" w:uiPriority="46"/>
+    <w:lsdException w:name="List Table 2 Accent 6" w:uiPriority="47"/>
+    <w:lsdException w:name="List Table 3 Accent 6" w:uiPriority="48"/>
+    <w:lsdException w:name="List Table 4 Accent 6" w:uiPriority="49"/>
+    <w:lsdException w:name="List Table 5 Dark Accent 6" w:uiPriority="50"/>
+    <w:lsdException w:name="List Table 6 Colorful Accent 6" w:uiPriority="51"/>
+    <w:lsdException w:name="List Table 7 Colorful Accent 6" w:uiPriority="52"/>
+    <w:lsdException w:name="Mention" w:semiHidden="1" w:uiPriority="99" w:unhideWhenUsed="1"/>
+    <w:lsdException w:name="Smart Hyperlink" w:semiHidden="1" w:uiPriority="99" w:unhideWhenUsed="1"/>
+    <w:lsdException w:name="Hashtag" w:semiHidden="1" w:uiPriority="99" w:unhideWhenUsed="1"/>
+    <w:lsdException w:name="Unresolved Mention" w:semiHidden="1" w:uiPriority="99" w:unhideWhenUsed="1"/>
+    <w:lsdException w:name="Smart Link" w:semiHidden="1" w:uiPriority="99" w:unhideWhenUsed="1"/>
+  </w:latentStyles>
   <w:style w:default="1" w:styleId="Normal" w:type="paragraph">
     <w:name w:val="Normal"/>
     <w:qFormat/>
   </w:style>
+  <w:style w:styleId="Heading1" w:type="paragraph">
+    <w:name w:val="heading 1"/>
+    <w:basedOn w:val="Normal"/>
+    <w:next w:val="BodyText"/>
+    <w:uiPriority w:val="9"/>
+    <w:qFormat/>
+    <w:pPr>
+      <w:keepNext/>
+      <w:keepLines/>
+      <w:outlineLvl w:val="0"/>
+    </w:pPr>
+    <w:rPr>
+      <w:rFonts w:asciiTheme="majorHAnsi" w:cstheme="majorBidi" w:eastAsiaTheme="majorEastAsia" w:hAnsiTheme="majorHAnsi"/>
+      <w:b/>
+      <w:bCs/>
+      <w:color w:themeColor="accent1" w:val="4F81BD"/>
+      <w:sz w:val="32"/>
+      <w:szCs w:val="32"/>
+    </w:rPr>
+  </w:style>
+  <w:style w:styleId="Heading2" w:type="paragraph">
+    <w:name w:val="heading 2"/>
+    <w:basedOn w:val="Normal"/>
+    <w:next w:val="BodyText"/>
+    <w:uiPriority w:val="9"/>
+    <w:unhideWhenUsed/>
+    <w:qFormat/>
+    <w:pPr>
+      <w:keepNext/>
+      <w:keepLines/>
+      <w:outlineLvl w:val="1"/>
+    </w:pPr>
+    <w:rPr>
+      <w:rFonts w:asciiTheme="majorHAnsi" w:cstheme="majorBidi" w:eastAsiaTheme="majorEastAsia" w:hAnsiTheme="majorHAnsi"/>
+      <w:b/>
+      <w:bCs/>
+      <w:color w:themeColor="accent1" w:val="4F81BD"/>
+      <w:sz w:val="28"/>
+      <w:szCs w:val="28"/>
+    </w:rPr>
+  </w:style>
+  <w:style w:styleId="Heading3" w:type="paragraph">
+    <w:name w:val="heading 3"/>
+    <w:basedOn w:val="Normal"/>
+    <w:next w:val="BodyText"/>
+    <w:uiPriority w:val="9"/>
+    <w:unhideWhenUsed/>
+    <w:qFormat/>
+    <w:pPr>
+      <w:keepNext/>
+      <w:keepLines/>
+      <w:outlineLvl w:val="2"/>
+    </w:pPr>
+    <w:rPr>
+      <w:rFonts w:asciiTheme="majorHAnsi" w:cstheme="majorBidi" w:eastAsiaTheme="majorEastAsia" w:hAnsiTheme="majorHAnsi"/>
+      <w:b/>
+      <w:bCs/>
+      <w:color w:themeColor="accent1" w:val="4F81BD"/>
+      <w:sz w:val="24"/>
+      <w:szCs w:val="24"/>
+    </w:rPr>
+  </w:style>
+  <w:style w:styleId="Heading4" w:type="paragraph">
+    <w:name w:val="heading 4"/>
+    <w:basedOn w:val="Normal"/>
+    <w:next w:val="BodyText"/>
+    <w:uiPriority w:val="9"/>
+    <w:unhideWhenUsed/>
+    <w:qFormat/>
+    <w:pPr>
+      <w:keepNext/>
+      <w:keepLines/>
+      <w:outlineLvl w:val="3"/>
+    </w:pPr>
+    <w:rPr>
+      <w:rFonts w:asciiTheme="majorHAnsi" w:cstheme="majorBidi" w:eastAsiaTheme="majorEastAsia" w:hAnsiTheme="majorHAnsi"/>
+      <w:bCs/>
+      <w:i/>
+      <w:color w:themeColor="accent1" w:val="4F81BD"/>
+      <w:sz w:val="24"/>
+      <w:szCs w:val="24"/>
+    </w:rPr>
+  </w:style>
+  <w:style w:styleId="Heading5" w:type="paragraph">
+    <w:name w:val="heading 5"/>
+    <w:basedOn w:val="Normal"/>
+    <w:next w:val="BodyText"/>
+    <w:uiPriority w:val="9"/>
+    <w:unhideWhenUsed/>
+    <w:qFormat/>
+    <w:pPr>
+      <w:keepNext/>
+      <w:keepLines/>
+      <w:outlineLvl w:val="4"/>
+    </w:pPr>
+    <w:rPr>
+      <w:rFonts w:asciiTheme="majorHAnsi" w:cstheme="majorBidi" w:eastAsiaTheme="majorEastAsia" w:hAnsiTheme="majorHAnsi"/>
+      <w:iCs/>
+      <w:color w:themeColor="accent1" w:val="4F81BD"/>
+      <w:sz w:val="24"/>
+      <w:szCs w:val="24"/>
+    </w:rPr>
+  </w:style>
+  <w:style w:styleId="Heading6" w:type="paragraph">
+    <w:name w:val="heading 6"/>
+    <w:basedOn w:val="Normal"/>
+    <w:next w:val="BodyText"/>
+    <w:uiPriority w:val="9"/>
+    <w:unhideWhenUsed/>
+    <w:qFormat/>
+    <w:pPr>
+      <w:keepNext/>
+      <w:keepLines/>
+      <w:outlineLvl w:val="5"/>
+    </w:pPr>
+    <w:rPr>
+      <w:rFonts w:asciiTheme="majorHAnsi" w:cstheme="majorBidi" w:eastAsiaTheme="majorEastAsia" w:hAnsiTheme="majorHAnsi"/>
+      <w:color w:themeColor="accent1" w:val="4F81BD"/>
+      <w:sz w:val="24"/>
+      <w:szCs w:val="24"/>
+    </w:rPr>
+  </w:style>
+  <w:style w:styleId="Heading7" w:type="paragraph">
+    <w:name w:val="heading 7"/>
+    <w:basedOn w:val="Normal"/>
+    <w:next w:val="BodyText"/>
+    <w:uiPriority w:val="9"/>
+    <w:unhideWhenUsed/>
+    <w:qFormat/>
+    <w:pPr>
+      <w:keepNext/>
+      <w:keepLines/>
+      <w:outlineLvl w:val="6"/>
+    </w:pPr>
+    <w:rPr>
+      <w:rFonts w:asciiTheme="majorHAnsi" w:cstheme="majorBidi" w:eastAsiaTheme="majorEastAsia" w:hAnsiTheme="majorHAnsi"/>
+      <w:color w:themeColor="accent1" w:val="4F81BD"/>
+      <w:sz w:val="24"/>
+      <w:szCs w:val="24"/>
+    </w:rPr>
+  </w:style>
+  <w:style w:styleId="Heading8" w:type="paragraph">
+    <w:name w:val="heading 8"/>
+    <w:basedOn w:val="Normal"/>
+    <w:next w:val="BodyText"/>
+    <w:uiPriority w:val="9"/>
+    <w:unhideWhenUsed/>
+    <w:qFormat/>
+    <w:pPr>
+      <w:keepNext/>
+      <w:keepLines/>
+      <w:outlineLvl w:val="7"/>
+    </w:pPr>
+    <w:rPr>
+      <w:rFonts w:asciiTheme="majorHAnsi" w:cstheme="majorBidi" w:eastAsiaTheme="majorEastAsia" w:hAnsiTheme="majorHAnsi"/>
+      <w:color w:themeColor="accent1" w:val="4F81BD"/>
+      <w:sz w:val="24"/>
+      <w:szCs w:val="24"/>
+    </w:rPr>
+  </w:style>
+  <w:style w:styleId="Heading9" w:type="paragraph">
+    <w:name w:val="heading 9"/>
+    <w:basedOn w:val="Normal"/>
+    <w:next w:val="BodyText"/>
+    <w:uiPriority w:val="9"/>
+    <w:unhideWhenUsed/>
+    <w:qFormat/>
+    <w:pPr>
+      <w:keepNext/>
+      <w:keepLines/>
+      <w:outlineLvl w:val="8"/>
+    </w:pPr>
+    <w:rPr>
+      <w:rFonts w:asciiTheme="majorHAnsi" w:cstheme="majorBidi" w:eastAsiaTheme="majorEastAsia" w:hAnsiTheme="majorHAnsi"/>
+      <w:color w:themeColor="accent1" w:val="4F81BD"/>
+      <w:sz w:val="24"/>
+      <w:szCs w:val="24"/>
+    </w:rPr>
+  </w:style>
+  <w:style w:default="1" w:styleId="DefaultParagraphFont" w:type="character">
+    <w:name w:val="Default Paragraph Font"/>
+    <w:uiPriority w:val="1"/>
+    <w:semiHidden/>
+    <w:unhideWhenUsed/>
+  </w:style>
+  <w:style w:default="1" w:styleId="TableNormal" w:type="table">
+    <w:name w:val="Normal Table"/>
+    <w:uiPriority w:val="99"/>
+    <w:semiHidden/>
+    <w:unhideWhenUsed/>
+    <w:tblPr>
+      <w:tblInd w:type="dxa" w:w="0"/>
+      <w:tblCellMar>
+        <w:top w:type="dxa" w:w="0"/>
+        <w:left w:type="dxa" w:w="108"/>
+        <w:bottom w:type="dxa" w:w="0"/>
+        <w:right w:type="dxa" w:w="108"/>
+      </w:tblCellMar>
+    </w:tblPr>
+  </w:style>
+  <w:style w:default="1" w:styleId="NoList" w:type="numbering">
+    <w:name w:val="No List"/>
+    <w:uiPriority w:val="99"/>
+    <w:semiHidden/>
+    <w:unhideWhenUsed/>
+  </w:style>
   <w:style w:styleId="BodyText" w:type="paragraph">
     <w:name w:val="Body Text"/>
     <w:basedOn w:val="Normal"/>
-    <w:link w:val="BodyTextChar"/>
     <w:qFormat/>
-    <w:pPr>
-      <w:spacing w:after="180" w:before="180"/>
-    </w:pPr>
   </w:style>
   <w:style w:customStyle="1" w:styleId="FirstParagraph" w:type="paragraph">
     <w:name w:val="First Paragraph"/>
@@ -2192,9 +2793,6 @@
     <w:name w:val="Compact"/>
     <w:basedOn w:val="BodyText"/>
     <w:qFormat/>
-    <w:pPr>
-      <w:spacing w:after="36" w:before="36"/>
-    </w:pPr>
   </w:style>
   <w:style w:styleId="Title" w:type="paragraph">
     <w:name w:val="Title"/>
@@ -2204,7 +2802,6 @@
     <w:pPr>
       <w:keepNext/>
       <w:keepLines/>
-      <w:spacing w:after="240" w:before="480"/>
       <w:jc w:val="center"/>
     </w:pPr>
     <w:rPr>
@@ -2221,12 +2818,6 @@
     <w:basedOn w:val="Title"/>
     <w:next w:val="BodyText"/>
     <w:qFormat/>
-    <w:pPr>
-      <w:keepNext/>
-      <w:keepLines/>
-      <w:spacing w:after="240" w:before="240"/>
-      <w:jc w:val="center"/>
-    </w:pPr>
     <w:rPr>
       <w:sz w:val="30"/>
       <w:szCs w:val="30"/>
@@ -2260,7 +2851,6 @@
     <w:pPr>
       <w:keepNext/>
       <w:keepLines/>
-      <w:spacing w:after="0" w:before="300"/>
       <w:jc w:val="center"/>
     </w:pPr>
     <w:rPr>
@@ -2278,7 +2868,6 @@
     <w:pPr>
       <w:keepNext/>
       <w:keepLines/>
-      <w:spacing w:after="300" w:before="100"/>
     </w:pPr>
     <w:rPr>
       <w:sz w:val="20"/>
@@ -2288,198 +2877,7 @@
   <w:style w:styleId="Bibliography" w:type="paragraph">
     <w:name w:val="Bibliography"/>
     <w:basedOn w:val="Normal"/>
-    <w:next w:val="Bibliography"/>
     <w:qFormat/>
-    <w:pPr/>
-    <w:rPr/>
-  </w:style>
-  <w:style w:styleId="Heading1" w:type="paragraph">
-    <w:name w:val="Heading 1"/>
-    <w:basedOn w:val="Normal"/>
-    <w:next w:val="BodyText"/>
-    <w:uiPriority w:val="9"/>
-    <w:qFormat/>
-    <w:pPr>
-      <w:keepNext/>
-      <w:keepLines/>
-      <w:spacing w:after="0" w:before="480"/>
-      <w:outlineLvl w:val="0"/>
-    </w:pPr>
-    <w:rPr>
-      <w:rFonts w:asciiTheme="majorHAnsi" w:cstheme="majorBidi" w:eastAsiaTheme="majorEastAsia" w:hAnsiTheme="majorHAnsi"/>
-      <w:b/>
-      <w:bCs/>
-      <w:color w:themeColor="accent1" w:val="4F81BD"/>
-      <w:sz w:val="32"/>
-      <w:szCs w:val="32"/>
-    </w:rPr>
-  </w:style>
-  <w:style w:styleId="Heading2" w:type="paragraph">
-    <w:name w:val="Heading 2"/>
-    <w:basedOn w:val="Normal"/>
-    <w:next w:val="BodyText"/>
-    <w:uiPriority w:val="9"/>
-    <w:unhideWhenUsed/>
-    <w:qFormat/>
-    <w:pPr>
-      <w:keepNext/>
-      <w:keepLines/>
-      <w:spacing w:after="0" w:before="200"/>
-      <w:outlineLvl w:val="1"/>
-    </w:pPr>
-    <w:rPr>
-      <w:rFonts w:asciiTheme="majorHAnsi" w:cstheme="majorBidi" w:eastAsiaTheme="majorEastAsia" w:hAnsiTheme="majorHAnsi"/>
-      <w:b/>
-      <w:bCs/>
-      <w:color w:themeColor="accent1" w:val="4F81BD"/>
-      <w:sz w:val="28"/>
-      <w:szCs w:val="28"/>
-    </w:rPr>
-  </w:style>
-  <w:style w:styleId="Heading3" w:type="paragraph">
-    <w:name w:val="Heading 3"/>
-    <w:basedOn w:val="Normal"/>
-    <w:next w:val="BodyText"/>
-    <w:uiPriority w:val="9"/>
-    <w:unhideWhenUsed/>
-    <w:qFormat/>
-    <w:pPr>
-      <w:keepNext/>
-      <w:keepLines/>
-      <w:spacing w:after="0" w:before="200"/>
-      <w:outlineLvl w:val="2"/>
-    </w:pPr>
-    <w:rPr>
-      <w:rFonts w:asciiTheme="majorHAnsi" w:cstheme="majorBidi" w:eastAsiaTheme="majorEastAsia" w:hAnsiTheme="majorHAnsi"/>
-      <w:b/>
-      <w:bCs/>
-      <w:color w:themeColor="accent1" w:val="4F81BD"/>
-      <w:sz w:val="24"/>
-      <w:szCs w:val="24"/>
-    </w:rPr>
-  </w:style>
-  <w:style w:styleId="Heading4" w:type="paragraph">
-    <w:name w:val="Heading 4"/>
-    <w:basedOn w:val="Normal"/>
-    <w:next w:val="BodyText"/>
-    <w:uiPriority w:val="9"/>
-    <w:unhideWhenUsed/>
-    <w:qFormat/>
-    <w:pPr>
-      <w:keepNext/>
-      <w:keepLines/>
-      <w:spacing w:after="0" w:before="200"/>
-      <w:outlineLvl w:val="3"/>
-    </w:pPr>
-    <w:rPr>
-      <w:rFonts w:asciiTheme="majorHAnsi" w:cstheme="majorBidi" w:eastAsiaTheme="majorEastAsia" w:hAnsiTheme="majorHAnsi"/>
-      <w:bCs/>
-      <w:i/>
-      <w:color w:themeColor="accent1" w:val="4F81BD"/>
-      <w:sz w:val="24"/>
-      <w:szCs w:val="24"/>
-    </w:rPr>
-  </w:style>
-  <w:style w:styleId="Heading5" w:type="paragraph">
-    <w:name w:val="Heading 5"/>
-    <w:basedOn w:val="Normal"/>
-    <w:next w:val="BodyText"/>
-    <w:uiPriority w:val="9"/>
-    <w:unhideWhenUsed/>
-    <w:qFormat/>
-    <w:pPr>
-      <w:keepNext/>
-      <w:keepLines/>
-      <w:spacing w:after="0" w:before="200"/>
-      <w:outlineLvl w:val="4"/>
-    </w:pPr>
-    <w:rPr>
-      <w:rFonts w:asciiTheme="majorHAnsi" w:cstheme="majorBidi" w:eastAsiaTheme="majorEastAsia" w:hAnsiTheme="majorHAnsi"/>
-      <w:iCs/>
-      <w:color w:themeColor="accent1" w:val="4F81BD"/>
-      <w:sz w:val="24"/>
-      <w:szCs w:val="24"/>
-    </w:rPr>
-  </w:style>
-  <w:style w:styleId="Heading6" w:type="paragraph">
-    <w:name w:val="Heading 6"/>
-    <w:basedOn w:val="Normal"/>
-    <w:next w:val="BodyText"/>
-    <w:uiPriority w:val="9"/>
-    <w:unhideWhenUsed/>
-    <w:qFormat/>
-    <w:pPr>
-      <w:keepNext/>
-      <w:keepLines/>
-      <w:spacing w:after="0" w:before="200"/>
-      <w:outlineLvl w:val="5"/>
-    </w:pPr>
-    <w:rPr>
-      <w:rFonts w:asciiTheme="majorHAnsi" w:cstheme="majorBidi" w:eastAsiaTheme="majorEastAsia" w:hAnsiTheme="majorHAnsi"/>
-      <w:color w:themeColor="accent1" w:val="4F81BD"/>
-      <w:sz w:val="24"/>
-      <w:szCs w:val="24"/>
-    </w:rPr>
-  </w:style>
-  <w:style w:styleId="Heading7" w:type="paragraph">
-    <w:name w:val="Heading 7"/>
-    <w:basedOn w:val="Normal"/>
-    <w:next w:val="BodyText"/>
-    <w:uiPriority w:val="9"/>
-    <w:unhideWhenUsed/>
-    <w:qFormat/>
-    <w:pPr>
-      <w:keepNext/>
-      <w:keepLines/>
-      <w:spacing w:after="0" w:before="200"/>
-      <w:outlineLvl w:val="6"/>
-    </w:pPr>
-    <w:rPr>
-      <w:rFonts w:asciiTheme="majorHAnsi" w:cstheme="majorBidi" w:eastAsiaTheme="majorEastAsia" w:hAnsiTheme="majorHAnsi"/>
-      <w:color w:themeColor="accent1" w:val="4F81BD"/>
-      <w:sz w:val="24"/>
-      <w:szCs w:val="24"/>
-    </w:rPr>
-  </w:style>
-  <w:style w:styleId="Heading8" w:type="paragraph">
-    <w:name w:val="Heading 8"/>
-    <w:basedOn w:val="Normal"/>
-    <w:next w:val="BodyText"/>
-    <w:uiPriority w:val="9"/>
-    <w:unhideWhenUsed/>
-    <w:qFormat/>
-    <w:pPr>
-      <w:keepNext/>
-      <w:keepLines/>
-      <w:spacing w:after="0" w:before="200"/>
-      <w:outlineLvl w:val="7"/>
-    </w:pPr>
-    <w:rPr>
-      <w:rFonts w:asciiTheme="majorHAnsi" w:cstheme="majorBidi" w:eastAsiaTheme="majorEastAsia" w:hAnsiTheme="majorHAnsi"/>
-      <w:color w:themeColor="accent1" w:val="4F81BD"/>
-      <w:sz w:val="24"/>
-      <w:szCs w:val="24"/>
-    </w:rPr>
-  </w:style>
-  <w:style w:styleId="Heading9" w:type="paragraph">
-    <w:name w:val="Heading 9"/>
-    <w:basedOn w:val="Normal"/>
-    <w:next w:val="BodyText"/>
-    <w:uiPriority w:val="9"/>
-    <w:unhideWhenUsed/>
-    <w:qFormat/>
-    <w:pPr>
-      <w:keepNext/>
-      <w:keepLines/>
-      <w:spacing w:after="0" w:before="200"/>
-      <w:outlineLvl w:val="8"/>
-    </w:pPr>
-    <w:rPr>
-      <w:rFonts w:asciiTheme="majorHAnsi" w:cstheme="majorBidi" w:eastAsiaTheme="majorEastAsia" w:hAnsiTheme="majorHAnsi"/>
-      <w:color w:themeColor="accent1" w:val="4F81BD"/>
-      <w:sz w:val="24"/>
-      <w:szCs w:val="24"/>
-    </w:rPr>
   </w:style>
   <w:style w:styleId="BlockText" w:type="paragraph">
     <w:name w:val="Block Text"/>
@@ -2489,38 +2887,27 @@
     <w:unhideWhenUsed/>
     <w:qFormat/>
     <w:pPr>
-      <w:spacing w:after="100" w:before="100"/>
-      <w:ind w:firstLine="0" w:left="480" w:right="480"/>
+      <w:ind w:left="480" w:right="480"/>
     </w:pPr>
   </w:style>
   <w:style w:styleId="FootnoteText" w:type="paragraph">
-    <w:name w:val="Footnote Text"/>
+    <w:name w:val="footnote text"/>
     <w:basedOn w:val="Normal"/>
-    <w:next w:val="FootnoteText"/>
     <w:uiPriority w:val="9"/>
     <w:unhideWhenUsed/>
     <w:qFormat/>
   </w:style>
-  <w:style w:styleId="FootnoteBlockText" w:type="paragraph">
+  <w:style w:customStyle="1" w:styleId="FootnoteBlockText" w:type="paragraph">
     <w:name w:val="Footnote Block Text"/>
-    <w:basedOn w:val="Footnote Text"/>
-    <w:next w:val="Footnote Text"/>
     <w:uiPriority w:val="9"/>
     <w:unhideWhenUsed/>
     <w:qFormat/>
     <w:pPr>
-      <w:spacing w:after="100" w:before="100"/>
-      <w:ind w:firstLine="0" w:left="480" w:right="480"/>
+      <w:ind w:left="480" w:right="480"/>
     </w:pPr>
   </w:style>
-  <w:style w:default="1" w:styleId="DefaultParagraphFont" w:type="character">
-    <w:name w:val="Default Paragraph Font"/>
-    <w:semiHidden/>
-    <w:unhideWhenUsed/>
-  </w:style>
-  <w:style w:default="1" w:styleId="Table" w:type="table">
+  <w:style w:customStyle="1" w:styleId="Table" w:type="table">
     <w:name w:val="Table"/>
-    <w:basedOn w:val="TableNormal"/>
     <w:semiHidden/>
     <w:unhideWhenUsed/>
     <w:qFormat/>
@@ -2536,14 +2923,13 @@
     <w:tblStylePr w:type="firstRow">
       <w:tblPr>
         <w:jc w:val="left"/>
-        <w:tblInd w:type="dxa" w:w="0"/>
       </w:tblPr>
       <w:trPr>
         <w:jc w:val="left"/>
       </w:trPr>
       <w:tcPr>
         <w:tcBorders>
-          <w:bottom w:val="single"/>
+          <w:bottom w:color="auto" w:space="0" w:sz="0" w:val="single"/>
         </w:tcBorders>
         <w:vAlign w:val="bottom"/>
       </w:tcPr>
@@ -2556,7 +2942,6 @@
     <w:pPr>
       <w:keepNext/>
       <w:keepLines/>
-      <w:spacing w:after="0"/>
     </w:pPr>
     <w:rPr>
       <w:b/>
@@ -2567,12 +2952,9 @@
     <w:basedOn w:val="Normal"/>
   </w:style>
   <w:style w:styleId="Caption" w:type="paragraph">
-    <w:name w:val="Caption"/>
+    <w:name w:val="caption"/>
     <w:basedOn w:val="Normal"/>
-    <w:link w:val="BodyTextChar"/>
-    <w:pPr>
-      <w:spacing w:after="120" w:before="0"/>
-    </w:pPr>
+    <w:link w:val="CaptionChar"/>
     <w:rPr>
       <w:i/>
     </w:rPr>
@@ -2599,14 +2981,14 @@
       <w:keepNext/>
     </w:pPr>
   </w:style>
-  <w:style w:customStyle="1" w:styleId="BodyTextChar" w:type="character">
-    <w:name w:val="Body Text Char"/>
+  <w:style w:customStyle="1" w:styleId="CaptionChar" w:type="character">
+    <w:name w:val="Caption Char"/>
     <w:basedOn w:val="DefaultParagraphFont"/>
-    <w:link w:val="BodyText"/>
+    <w:link w:val="Caption"/>
   </w:style>
   <w:style w:customStyle="1" w:styleId="VerbatimChar" w:type="character">
     <w:name w:val="Verbatim Char"/>
-    <w:basedOn w:val="BodyTextChar"/>
+    <w:basedOn w:val="CaptionChar"/>
     <w:rPr>
       <w:rFonts w:ascii="Consolas" w:hAnsi="Consolas"/>
       <w:sz w:val="22"/>
@@ -2614,18 +2996,18 @@
   </w:style>
   <w:style w:customStyle="1" w:styleId="SectionNumber" w:type="character">
     <w:name w:val="Section Number"/>
-    <w:basedOn w:val="BodyTextChar"/>
+    <w:basedOn w:val="CaptionChar"/>
   </w:style>
   <w:style w:styleId="FootnoteReference" w:type="character">
-    <w:name w:val="Footnote Reference"/>
-    <w:basedOn w:val="BodyTextChar"/>
+    <w:name w:val="footnote reference"/>
+    <w:basedOn w:val="CaptionChar"/>
     <w:rPr>
       <w:vertAlign w:val="superscript"/>
     </w:rPr>
   </w:style>
   <w:style w:styleId="Hyperlink" w:type="character">
     <w:name w:val="Hyperlink"/>
-    <w:basedOn w:val="BodyTextChar"/>
+    <w:basedOn w:val="CaptionChar"/>
     <w:rPr>
       <w:color w:themeColor="accent1" w:val="4F81BD"/>
     </w:rPr>
@@ -2638,11 +3020,9 @@
     <w:unhideWhenUsed/>
     <w:qFormat/>
     <w:pPr>
-      <w:spacing w:before="240" w:line="259" w:lineRule="auto"/>
       <w:outlineLvl w:val="9"/>
     </w:pPr>
     <w:rPr>
-      <w:rFonts w:asciiTheme="majorHAnsi" w:cstheme="majorBidi" w:eastAsiaTheme="majorEastAsia" w:hAnsiTheme="majorHAnsi"/>
       <w:b w:val="0"/>
       <w:bCs w:val="0"/>
       <w:color w:themeColor="accent1" w:themeShade="BF" w:val="365F91"/>

--- a/praca/praca_koncowa.docx
+++ b/praca/praca_koncowa.docx
@@ -58,13 +58,13 @@
     <w:bookmarkEnd w:id="20"/>
     <w:bookmarkEnd w:id="21"/>
     <w:bookmarkEnd w:id="22"/>
-    <w:bookmarkStart w:id="23" w:name="tytuł-pracy-końcowej-temat-projektu"/>
+    <w:bookmarkStart w:id="23" w:name="Xf8f0400d7c669d2063d0761e1e1e56b50f15153"/>
     <w:p>
       <w:pPr>
         <w:pStyle w:val="Heading1"/>
       </w:pPr>
       <w:r>
-        <w:t xml:space="preserve">[TYTUŁ PRACY KOŃCOWEJ / TEMAT PROJEKTU]</w:t>
+        <w:t xml:space="preserve">Maksymalizacja efektywności spektralnej w sieciach 5G/6G Massive MIMO przy pomocy predykcji wiązki w dziedzinie przestrzeni</w:t>
       </w:r>
     </w:p>
     <w:p>
@@ -149,7 +149,89 @@
         <w:pStyle w:val="FirstParagraph"/>
       </w:pPr>
       <w:r>
-        <w:t xml:space="preserve">[Wpisz treść streszczenia…]</w:t>
+        <w:t xml:space="preserve">Operatorzy telekomunikacyjni, ang. CSP (Communication Service Providers) działają na silnie konkurencyjnym rynku, który wymaga ciągłej redukcji kosztów. Największe nakłady inwestycyjne związane są z zakupem pasma na licytacjach krajowych. Efektywne wykorzystanie tego zasobu decyduje o przewadze konkurencyjnej na rynku usług telekomunikacyjnych. Miarą efektywności użycia pasma jest efektywność spektralna (ang. spectral efficiency), która definiowana jest jako ilość przesłanych bitów na sekundę przypadająca na jednostkę szerokości pasma. Zazwyczaj jest wyrażana w jednostkach bit/s/Hz.</w:t>
+      </w:r>
+    </w:p>
+    <w:p>
+      <w:pPr>
+        <w:pStyle w:val="BodyText"/>
+      </w:pPr>
+      <w:r>
+        <w:t xml:space="preserve">W celu poprawienia efektywności spektralnej operatorzy wykorzystują w sieciach komórkowych technologię Massive MIMO (ang. Multiple Input Multiple Output), która wykorzystuje macierze antenowe o liczbie elementów znacznie przekraczającej liczbę jednocześnie obsługiwanych użytkowników. Dzięki zwielokrotnieniu przestrzennemu (ang. spatial multiplexing) możliwa jest jednoczesna transmisja do wielu użytkowników w tym samym zasobie częstotliwościowym i czasowym, co bezpośrednio zwiększa efektywność spektralną systemu.</w:t>
+      </w:r>
+      <w:r>
+        <w:t xml:space="preserve"> </w:t>
+      </w:r>
+      <w:r>
+        <w:t xml:space="preserve">(Park 2024)</w:t>
+      </w:r>
+    </w:p>
+    <w:p>
+      <w:pPr>
+        <w:pStyle w:val="BodyText"/>
+      </w:pPr>
+      <w:r>
+        <w:t xml:space="preserve">Aby dalej poprawić efektywność spektralną organizacja standaryzująca 3GPP przeprowadziła analizę możliwości wykorzystania uczenia maszynowego w telekomunikacji. W efekcie powstał raport techniczny TR 38.843</w:t>
+      </w:r>
+      <w:r>
+        <w:t xml:space="preserve"> </w:t>
+      </w:r>
+      <w:r>
+        <w:t xml:space="preserve">“</w:t>
+      </w:r>
+      <w:r>
+        <w:t xml:space="preserve">Study on Artificial Intelligence (AI)/Machine Learning (ML) for NR air interface</w:t>
+      </w:r>
+      <w:r>
+        <w:t xml:space="preserve">”</w:t>
+      </w:r>
+      <w:r>
+        <w:t xml:space="preserve">, w którym opisano scenariusz predykcji wiązki w przestrzeni przy wykorzystaniu modeli uczenia maszynowego.</w:t>
+      </w:r>
+    </w:p>
+    <w:p>
+      <w:pPr>
+        <w:pStyle w:val="BodyText"/>
+      </w:pPr>
+      <w:r>
+        <w:t xml:space="preserve">Celem niniejszej pracy jest implementacja opisanego w raporcie TR 38.843 scenariusza predykcji wiązki w przestrzeni z wykorzystaniem bibliotek do uczenia maszynowego w języku Python oraz analiza uzyskanej efektywności spektralnej i porównanie jej z efektywnością spektralną uzyskaną przy wykorzystaniu tradycyjnych metod bazujących na pomiarach pilotowych.</w:t>
+      </w:r>
+      <w:r>
+        <w:t xml:space="preserve">(3GPP 2024)</w:t>
+      </w:r>
+    </w:p>
+    <w:p>
+      <w:pPr>
+        <w:pStyle w:val="BodyText"/>
+      </w:pPr>
+      <w:r>
+        <w:t xml:space="preserve">W pracy wykorzystano zbiór danych wygenerowany za pomocą frameworku DeepMIMO (Arizona State University), opartego na danych z symulacji ray-tracingowych przeprowadzonych w oprogramowaniu Remcom Wireless InSite dla scenariusza 3GPP 5G NR outdoor.</w:t>
+      </w:r>
+      <w:r>
+        <w:t xml:space="preserve"> </w:t>
+      </w:r>
+      <w:r>
+        <w:t xml:space="preserve">(Alkhateeb 2019)</w:t>
+      </w:r>
+    </w:p>
+    <w:p>
+      <w:pPr>
+        <w:pStyle w:val="BodyText"/>
+      </w:pPr>
+      <w:r>
+        <w:t xml:space="preserve">Metoda [opis do zrobienia]</w:t>
+      </w:r>
+      <w:r>
+        <w:t xml:space="preserve"> </w:t>
+      </w:r>
+      <w:r>
+        <w:t xml:space="preserve">Główny wynik liczbowy [opis do zrobienia]</w:t>
+      </w:r>
+      <w:r>
+        <w:t xml:space="preserve"> </w:t>
+      </w:r>
+      <w:r>
+        <w:t xml:space="preserve">Kluczowy wniosek [opis do zrobienia]</w:t>
       </w:r>
     </w:p>
     <w:p>
@@ -167,7 +249,7 @@
         <w:t xml:space="preserve"> </w:t>
       </w:r>
       <w:r>
-        <w:t xml:space="preserve">Data Science, Uczenie Maszynowe, [Słowo kluczowe 3], [Słowo kluczowe 4], [Słowo kluczowe 5]</w:t>
+        <w:t xml:space="preserve">Data Science, Uczenie Maszynowe</w:t>
       </w:r>
     </w:p>
     <w:p>
@@ -315,7 +397,30 @@
         <w:t xml:space="preserve"> </w:t>
       </w:r>
       <w:r>
-        <w:t xml:space="preserve">(Breiman 2001; Pedregosa et al. 2011)</w:t>
+        <w:t xml:space="preserve">(</w:t>
+      </w:r>
+      <w:r>
+        <w:rPr>
+          <w:b/>
+          <w:bCs/>
+        </w:rPr>
+        <w:t xml:space="preserve">breiman2001random?</w:t>
+      </w:r>
+      <w:r>
+        <w:t xml:space="preserve">;</w:t>
+      </w:r>
+      <w:r>
+        <w:t xml:space="preserve"> </w:t>
+      </w:r>
+      <w:r>
+        <w:rPr>
+          <w:b/>
+          <w:bCs/>
+        </w:rPr>
+        <w:t xml:space="preserve">pedregosa2011scikit?</w:t>
+      </w:r>
+      <w:r>
+        <w:t xml:space="preserve">)</w:t>
       </w:r>
       <w:r>
         <w:t xml:space="preserve">…]</w:t>
@@ -357,7 +462,17 @@
         <w:t xml:space="preserve"> </w:t>
       </w:r>
       <w:r>
-        <w:t xml:space="preserve">(Instytucja Udostępniająca Dane] [Rok])</w:t>
+        <w:t xml:space="preserve">(</w:t>
+      </w:r>
+      <w:r>
+        <w:rPr>
+          <w:b/>
+          <w:bCs/>
+        </w:rPr>
+        <w:t xml:space="preserve">dane_zrodlo?</w:t>
+      </w:r>
+      <w:r>
+        <w:t xml:space="preserve">)</w:t>
       </w:r>
       <w:r>
         <w:t xml:space="preserve">.</w:t>
@@ -1903,19 +2018,77 @@
       </w:r>
     </w:p>
     <w:bookmarkStart w:id="59" w:name="refs"/>
-    <w:bookmarkStart w:id="55" w:name="ref-breiman2001random"/>
+    <w:bookmarkStart w:id="55" w:name="ref-3gpp_tr38843"/>
     <w:p>
       <w:pPr>
         <w:pStyle w:val="Bibliography"/>
       </w:pPr>
       <w:r>
-        <w:t xml:space="preserve">Breiman, Leo. 2001.</w:t>
-      </w:r>
-      <w:r>
-        <w:t xml:space="preserve"> </w:t>
-      </w:r>
-      <w:r>
-        <w:t xml:space="preserve">“Random Forests.”</w:t>
+        <w:t xml:space="preserve">3GPP. 2024.</w:t>
+      </w:r>
+      <w:r>
+        <w:t xml:space="preserve"> </w:t>
+      </w:r>
+      <w:r>
+        <w:t xml:space="preserve">“</w:t>
+      </w:r>
+      <w:r>
+        <w:t xml:space="preserve">Study on Artificial Intelligence (AI)/Machine Learning (ML) for NR air interface</w:t>
+      </w:r>
+      <w:r>
+        <w:t xml:space="preserve">.”</w:t>
+      </w:r>
+      <w:r>
+        <w:t xml:space="preserve"> </w:t>
+      </w:r>
+      <w:r>
+        <w:t xml:space="preserve">Technical Report (TR) 38.843. 3rd Generation Partnership Project (</w:t>
+      </w:r>
+      <w:r>
+        <w:t xml:space="preserve">3GPP</w:t>
+      </w:r>
+      <w:r>
+        <w:t xml:space="preserve">).</w:t>
+      </w:r>
+    </w:p>
+    <w:bookmarkEnd w:id="55"/>
+    <w:bookmarkStart w:id="56" w:name="ref-Alkhateeb2019"/>
+    <w:p>
+      <w:pPr>
+        <w:pStyle w:val="Bibliography"/>
+      </w:pPr>
+      <w:r>
+        <w:t xml:space="preserve">Alkhateeb, A. 2019.</w:t>
+      </w:r>
+      <w:r>
+        <w:t xml:space="preserve"> </w:t>
+      </w:r>
+      <w:r>
+        <w:t xml:space="preserve">“</w:t>
+      </w:r>
+      <w:r>
+        <w:t xml:space="preserve">DeepMIMO</w:t>
+      </w:r>
+      <w:r>
+        <w:t xml:space="preserve">: A Generic Deep Learning Dataset for Millimeter Wave and Massive</w:t>
+      </w:r>
+      <w:r>
+        <w:t xml:space="preserve"> </w:t>
+      </w:r>
+      <w:r>
+        <w:t xml:space="preserve">MIMO</w:t>
+      </w:r>
+      <w:r>
+        <w:t xml:space="preserve"> </w:t>
+      </w:r>
+      <w:r>
+        <w:t xml:space="preserve">Applications.”</w:t>
+      </w:r>
+      <w:r>
+        <w:t xml:space="preserve"> </w:t>
+      </w:r>
+      <w:r>
+        <w:t xml:space="preserve">In</w:t>
       </w:r>
       <w:r>
         <w:t xml:space="preserve"> </w:t>
@@ -1925,75 +2098,52 @@
           <w:i/>
           <w:iCs/>
         </w:rPr>
-        <w:t xml:space="preserve">Machine Learning</w:t>
-      </w:r>
-      <w:r>
-        <w:t xml:space="preserve"> </w:t>
-      </w:r>
-      <w:r>
-        <w:t xml:space="preserve">45 (1): 5–32.</w:t>
-      </w:r>
-    </w:p>
-    <w:bookmarkEnd w:id="55"/>
-    <w:bookmarkStart w:id="57" w:name="ref-dane_zrodlo"/>
+        <w:t xml:space="preserve">Proc. Of Information Theory and Applications Workshop (ITA)</w:t>
+      </w:r>
+      <w:r>
+        <w:t xml:space="preserve">, 1–8. San Diego, CA.</w:t>
+      </w:r>
+    </w:p>
+    <w:bookmarkEnd w:id="56"/>
+    <w:bookmarkStart w:id="58" w:name="ref-sharetechnote_massive_mimo"/>
     <w:p>
       <w:pPr>
         <w:pStyle w:val="Bibliography"/>
       </w:pPr>
       <w:r>
-        <w:t xml:space="preserve">Instytucja Udostępniająca Dane], [Autor lub. [Rok].</w:t>
-      </w:r>
-      <w:r>
-        <w:t xml:space="preserve"> </w:t>
-      </w:r>
-      <w:r>
-        <w:t xml:space="preserve">“[Nazwa Zbioru Danych].”</w:t>
-      </w:r>
-      <w:r>
-        <w:t xml:space="preserve"> </w:t>
-      </w:r>
-      <w:hyperlink r:id="rId56">
+        <w:t xml:space="preserve">Park, Jaekyun. 2024.</w:t>
+      </w:r>
+      <w:r>
+        <w:t xml:space="preserve"> </w:t>
+      </w:r>
+      <w:r>
+        <w:t xml:space="preserve">“</w:t>
+      </w:r>
+      <w:r>
+        <w:t xml:space="preserve">5G | Massive MIMO - Definition</w:t>
+      </w:r>
+      <w:r>
+        <w:t xml:space="preserve">.”</w:t>
+      </w:r>
+      <w:r>
+        <w:t xml:space="preserve"> </w:t>
+      </w:r>
+      <w:r>
+        <w:t xml:space="preserve">ShareTechNote. 2024.</w:t>
+      </w:r>
+      <w:r>
+        <w:t xml:space="preserve"> </w:t>
+      </w:r>
+      <w:hyperlink r:id="rId57">
         <w:r>
           <w:rPr>
             <w:rStyle w:val="Hyperlink"/>
           </w:rPr>
-          <w:t xml:space="preserve">https://example.com/dataset</w:t>
+          <w:t xml:space="preserve">https://www.sharetechnote.com/html/5G/5G_MassiveMIMO_Definition.html</w:t>
         </w:r>
       </w:hyperlink>
       <w:r>
         <w:t xml:space="preserve">.</w:t>
-      </w:r>
-    </w:p>
-    <w:bookmarkEnd w:id="57"/>
-    <w:bookmarkStart w:id="58" w:name="ref-pedregosa2011scikit"/>
-    <w:p>
-      <w:pPr>
-        <w:pStyle w:val="Bibliography"/>
-      </w:pPr>
-      <w:r>
-        <w:t xml:space="preserve">Pedregosa, Fabian, Gaël Varoquaux, Alexandre Gramfort, Vincent Michel, Bertrand Thirion, Olivier Grisel, Mathieu Blondel, et al. 2011.</w:t>
-      </w:r>
-      <w:r>
-        <w:t xml:space="preserve"> </w:t>
-      </w:r>
-      <w:r>
-        <w:t xml:space="preserve">“Scikit-Learn: Machine Learning in Python.”</w:t>
-      </w:r>
-      <w:r>
-        <w:t xml:space="preserve"> </w:t>
-      </w:r>
-      <w:r>
-        <w:rPr>
-          <w:i/>
-          <w:iCs/>
-        </w:rPr>
-        <w:t xml:space="preserve">Journal of Machine Learning Research</w:t>
-      </w:r>
-      <w:r>
-        <w:t xml:space="preserve"> </w:t>
-      </w:r>
-      <w:r>
-        <w:t xml:space="preserve">12 (Oct): 2825–30.</w:t>
       </w:r>
     </w:p>
     <w:bookmarkEnd w:id="58"/>
